--- a/output/[별지3호]총괄명세서_JEIL_20260907.docx
+++ b/output/[별지3호]총괄명세서_JEIL_20260907.docx
@@ -50,7 +50,7 @@
           <w:sz w:val="16"/>
           <w:szCs w:val="16"/>
         </w:rPr>
-        <w:t xml:space="preserve">※ [초안] 기준정보 미확정: 총사업비 / 재원 미구분 2,364건 — 보조금으로 잠정 분류됨 — 확정 후 재생성 필요</w:t>
+        <w:t xml:space="preserve">※ [초안] 기준정보 미확정: 총사업비 — 확정 후 재생성 필요</w:t>
       </w:r>
     </w:p>
     <w:tbl>
